--- a/example_articles/gender/Men/2.gender_Men_New_York_Times.docx
+++ b/example_articles/gender/Men/2.gender_Men_New_York_Times.docx
@@ -7,9 +7,9 @@
         <w:pStyle w:val="Heading1"/>
       </w:pPr>
       <w:r>
-        <w:t>EVOLUTION IN EUROPE;</w:t>
+        <w:t>CRITIC'S NOTEBOOK;</w:t>
         <w:br/>
-        <w:t>German Leaders in Accord On Speeding Up Unification</w:t>
+        <w:t>All Alone, Peering Into the Abyss</w:t>
       </w:r>
     </w:p>
     <w:p>
@@ -19,22 +19,22 @@
     </w:p>
     <w:p>
       <w:r>
-        <w:t>Date: 1990-08-04</w:t>
+        <w:t>Date: 1990-12-14</w:t>
       </w:r>
     </w:p>
     <w:p>
       <w:r>
-        <w:t>Section: Section 1; Page 7, Column 5; Foreign Desk</w:t>
+        <w:t>Section: Section C;; Section C; Page 1; Column 1; Weekend Desk; Column 1;</w:t>
       </w:r>
     </w:p>
     <w:p>
       <w:r>
-        <w:t>Source file: NYT/44.DOCX</w:t>
+        <w:t>Source file: NYT/52.DOCX</w:t>
       </w:r>
     </w:p>
     <w:p>
       <w:r>
-        <w:t>Raw gender result, 'gender': Mostly young men (ages 18–24 highlighted)</w:t>
+        <w:t>Raw gender result, 'gender': Mostly men</w:t>
       </w:r>
     </w:p>
     <w:p>
@@ -51,55 +51,55 @@
     </w:p>
     <w:p>
       <w:r>
-        <w:t>Leaders of the Governments in Bonn and East Berlin moved today to speed up the formal unification of Germany by seven weeks with national elections on Oct. 14.</w:t>
+        <w:t>MIDWAY in "Monster in a Box," his monologue at the Mitzi E. Newhouse Theater, Spalding Gray offhandedly remarks that the personal upheavals he is describing must seem ludicrous in light of the fact that "we are living through the end of the world."</w:t>
         <w:br/>
-        <w:t>The shift from a Dec. 2 election date was proposed this morning by East Germany's Prime Minister, Lothar de Maiziere, and warmly endorsed in mid-afternoon by West Germany's Chancellor, Helmut Kohl.</w:t>
+        <w:t>On the surface, this observation, which comes as a throwaway aside, might seem gratuitous. But, in fact, the notion that he and the audience are witnesses to the end of civilization as they have known it goes to the very core of his vision. At the same time, Mr. Gray is far too sophisticated not to realize that were he to voice his apocalyptic suspicions more insistently, they would sound hollow. Simply to mention them in passing, as though they were assumptions taken for granted by everyone present, is far more subversive.</w:t>
         <w:br/>
-        <w:t>Both heads of the German Governments mentioned East Germany's increasing economic problems as a compelling reason for accelerating the process of unification, but it is also apparent that both perceive holding elections sooner as an advantage for their Christian Democratic Union in the voting.</w:t>
+        <w:t>A feeling that the world is crumbling -- that, in the language of William Butler Yeats, "the center cannot hold" -- is actually an assumption crucial not only to the work of Mr. Gray, but also to that of almost every other solo performance artist to be seen on New York stages nowadays. That shouldn't be surprising, however, given the deepest impulse behind solo performance, which is to create a theatrical reality all by oneself. And if there is no world to hang onto anymore, no sense of a cohesive community or a shared sense of values, what is there left to trust beside the self?</w:t>
+        <w:br/>
+        <w:t>The most forceful characters in Eric Bogosian's devastating collection of monologues, "Sex, Drugs, Rock &amp; Roll," which reopens this evening for a limited engagement at the Orpheum Theater, are the barbaric inhabitants of a decaying capitalist society who live for flashy cars and hyperstimulation. Perhaps the scariest of them is the working-class reveler at a pal's bachelor party who describes his idea of heaven on earth: "I'm sitting on a couch with a babe. I'm watching TV. I'm eating clam dip on a ripple potato chip. I'm smoking joints. I'm snorting coke. I'm drinking shots of Jack Daniel's. I'm chasing them with glasses of champagne mixed with Heineken. I think to myself, this is civilized!"</w:t>
+        <w:br/>
+        <w:t>Some of the other beasts in Mr. Bogosian's satiric menagerie include a yelling, money-grubbing talent agent who insists he is still committed to his 60's idealism while telling his son, "If someone does something to you, do it twice as much back to him"; a homicidal black youth named X-Blow who equates God with Batman, and a compulsive consumer who lives by the motto "Take care of the luxuries, the necessities will take care of themselves."</w:t>
+        <w:br/>
+        <w:t>Mr. Bogosian may have found his counterpart in John Leguizamo, whose show, "Mambo Mouth," at the American Place Theater, offers scathing Bogosian-style portraits of Hispanic men. If desperate conspicuous consumption is the worst symptom of the spiritual disease that ravages Mr. Bogosian's world, in Mr. Leguizamo's harshly funny portraits it is a grotesque machismo. His impersonations of characters ranging from an adolescent boy losing his virginity with an obese prostitute to a Hispanic drag queen wreaking violent revenge on his faithless "Prince Charming" are charged with contempt for a macho culture he suggests is crippled by its inability to think above its collective crotch. But in a sketch called "Crossover Seminar," Mr. Leguizamo also ridicules this culture's higher economic aspirations by imagining a Hispanic man giving a course on how to turn oneself into a robotic, gray-faced Japanese businessman. Much more skillfully performed than it is written, "Mambo Mouth" is at once funny and savage in its reinforcement of negative stereotypes.</w:t>
+        <w:br/>
+        <w:t>Today's solo performance artists tend to adopt either one of two attitudes: one "sane," the other "crazy." But both attitudes are really two sides of the same ironic coin. Mr. Gray, Laurie Anderson and Wallace Shawn project articulate pseudo-rational personae that, most of the time, maintain an attitude of civilized decorum. Mr. Bogosian, Mr. Leguizamo and Ann Magnuson splinter their personalities into multiple characters, many of them raving eccentrics. Karen Finley, John O'Keefe and David Cale usually prefer to express themselves through a single "crazy" voice that, though feverish in its intensity, hammers home certain truths.</w:t>
+        <w:br/>
+        <w:t>Much of the power of Mr. Gray's monologues comes from his manipulation of his image as a haughty Rhode Island patrician spinning autobiographical yarns. He remains so articulate, even when momentarily carried away, that one tends to trust him as a truthful observer. Yet one of the things that makes "Monster in a Box," like its predecessor "Swimming to Cambodia," so disquieting is the way he deliberately sabotages that trust. The facade he presents of a well-spoken cosmopolitan is continually undermined by his confessions of an inner self that is so intimidated by contemporary terrors that at times he can barely distinguish between fear and reality.</w:t>
+        <w:br/>
+        <w:t>In "Monster in a Box," Mr. Gray recalls his obsession with the notion that he has developed AIDS, despite the absence of any rational evidence that he had been exposed to the disease. And if the descriptions of his neuroses -- including hypochondria, writer's block and mild paranoia -- are comical, they are also convincing. One leaves "Monster in a Box" empathizing with Mr. Gray's psychic vulnerability and sharing his feeling thatrationality and a civilized veneer are no longer adequate defenses against a world that has taken leave of its senses.</w:t>
+        <w:br/>
+        <w:t>Ms. Anderson also uses a similarly rational tone to even more ironic effect. Often sounding like an unflappable scientist who has solutions for every problem, her performances take the audience on explorations of a technology-ridden world that ultimately imply the inability of modern society to control that technology. Her last major piece, "Empty Places," used images and sounds to evoke a global, post-industrial landscape so homogenized and degraded by technology that a feeling of community has been sacrificed. At the same time, she extended the image of homeless people on New York's streets into a metaphor for a larger spiritual rootlessness brought on by the very inventions that were intended to bring people together but that have instead alienated them from their environment and one another.</w:t>
+        <w:br/>
+        <w:t>In his new monologue, "The Fever," which played briefly at the Public Theater recently and will tour several New York theaters starting Feb. 18, the playwright Wallace Shawn gave the rational voice a new intellectual twist. By gradually shifting the point of view of the speaker so that the audience would be seduced into going along with both sides of the moral argument about the responsibility of the rich to help the poor, he challenged the audience's complacency.</w:t>
+        <w:br/>
+        <w:t>If Mr. Gray, Ms. Anderson and Mr. Shawn present themselves as the besieged emblems of American civilization at its most enlightened, Mr. Bogosian, Ms. Magnuson and Mr. Leguizamo portray the unenlightened barbarian hordes who are attacking both from within and without. Mr. Bogosian's characters are the maddened, addicted victims of a materialistic ethic that has gone out of control. The typical characters in Ms. Magnuson's comic monologues are eccentrics who have been so immersed in America's junk culture that they are quite literally dysfunctional media freaks. Mr. Leguizamo's are victims of poverty and discrimination. His most politically astute character is an illegal alien from Latin America who, while being transported back across the Mexican border, angrily predicts that sooner or later an unstoppable tide of third-world people will sweep across America and take over everything.</w:t>
+        <w:br/>
+        <w:t>Because they work alone and deal with so much material that is politically and socially loaded, today's monologuists have a shamanistic aura. In an increasingly comformist social climate, where appearances of propriety account for so much, they strip naked psychically, revealing fantasies that may be universal but that are still socially unmentionable. By reminding us that each person is an autonomous little world, a world that moreover is far richer and more complex than the reductive cliches and shallow debates of television talk shows, they reassert the ultimate value of the individual.</w:t>
+        <w:br/>
+        <w:t>The world according to me, they insist, is as valuable as the world according to us.</w:t>
         <w:br/>
         <w:t xml:space="preserve"> </w:t>
         <w:br/>
-        <w:t>Criticized by Opposition</w:t>
-        <w:br/>
-        <w:t>Their action came as a shock to the Bonn and East Berlin opposition parties. Oskar Lafontaine, the Social Democratic candidate for the chancellorship, said his party would attempt to block this ''transparent manipulation.'' Heide Ruhle of the executive board of the Green Party accused the Kohl leadership of being ''crazed with power.''</w:t>
-        <w:br/>
-        <w:t>Bonn Government officials said the two leaders reached agreement in secret on speeding unification and setting the Oct. 14 election date at an unannounced meeting on Tuesday evening at the Austrian resort town of Sankt Gilgen.</w:t>
-        <w:br/>
-        <w:t>In a poll of 3,012 West Germans last month, 57.4 percent said they would support Mr. Kohl if national elections were held then. It was a 5 percent increase over an identical poll taken the week before. Can Kohl's Popularity Last?  But Chancellor Kohl, who has mastered the intricacies of German domestic politics like few others in his office ever have, knows that his popularity could subside rapidly as West German taxpayers tire of hearing that they must pay increasing sums to bail East Germany out of its economic troubles.</w:t>
-        <w:br/>
-        <w:t>It is a fact that the economic situation in East Germany has been deteriorating in recent weeks, with unemployment shooting up, factories closing down and consumer prices rising. East Germans continue to seek relief by moving to West Germany in large numbers. Mr. de Maiziere's Government has been pressing Bonn for up to $25 billion to cope with the problem.</w:t>
-        <w:br/>
-        <w:t>This has already alarmed large numbers of West Germans, and those Bonn politicians who are not on vacation have spent much of the week decrying the East German demands for emergency assistance.</w:t>
-        <w:br/>
-        <w:t>It is not clear that moving up the elections from Dec. 2 to mid-October is a sure thing.</w:t>
+        <w:t>Who, When And Where</w:t>
         <w:br/>
         <w:t xml:space="preserve"> </w:t>
         <w:br/>
-        <w:t>Opposition Is Opposed</w:t>
+        <w:t>Here are where the monologuists mentioned are performing. All theaters are in Manhattan.</w:t>
         <w:br/>
-        <w:t>The opposition Social Democrats are bitterly opposed since the shift would undoubtedly hurt them in the polls. Some Socialist politicians said the speedup was unconstitutional and one pointed out that the Social Democrats have a majority in the upper house of the West German Parliament, which might conceivably block the move.</w:t>
+        <w:t>MAMBO MOUTH, American Place Theater, 111 West 46th Street. Today and tomorrow, 9:30 P.M. Next week, Thursday through Saturday at 8 P.M. and Sunday at 3 P.M. Through Dec. 30. Tickets, $16. Information: (212) 840-3074.</w:t>
         <w:br/>
-        <w:t>A spokesman for the Social Democrats said the act of unification itself can be achieved ''at any time'' when the East German Parliament votes to join West Germany under the West German Constitution. That is expected to be done in the form of approving an East-West German treaty on political-legal unification that is very close to completion.</w:t>
+        <w:t>MONSTER IN A BOX, Mitzi E. Newhouse Theater, Lincoln Center, Tuesdays through Saturdays at 8 P.M.; Sundays at 3 P.M. Through Dec. 31. Tickets are $25. Information: (212) 239-6200.</w:t>
         <w:br/>
-        <w:t>The Social Democratic spokesman, Eduard Heussen, said the only way that the Kohl Government could change the election date to mid-October would be to call for a vote of confidence in the Bonn Parliament, a vote which Mr. Kohl would deliberately seek to lose, thereby automatically forcing new elections that he could set for Oct. 14.</w:t>
+        <w:t>SEX, DRUGS, ROCK &amp; ROLL, Orpheum Theater, 126 Second Avenue, at Eighth Street. Tuesdays through Fridays at 8 P.M.; Saturdays at 7 and 10 P.M.; Sundays at 3 P.M. Tickets are $29.50. Through Jan. 6. Information: (212) 477-2477.</w:t>
+        <w:br/>
+        <w:br/>
+        <w:t>Graphic</w:t>
+        <w:br/>
         <w:br/>
         <w:t xml:space="preserve"> </w:t>
         <w:br/>
-        <w:t>'Unexpected Turn of Events'</w:t>
-        <w:br/>
-        <w:t>However it is done, the next days and weeks in German politics are going to involve excruciatingly precise timing, as a Soviet Government spokesman pointed out today.</w:t>
-        <w:br/>
-        <w:t>''It is quite an unexpected turn of events for us,'' said Yuri Gremitskykh of the Foreign Ministry in Moscow, adding that ''the proposal by de Maiziere could disrupt the smooth work'' of the United States, Soviet Union, France and Britain to accommodate German unification in their capacities as victor powers in World War II with residual responsibilities for Germany.</w:t>
-        <w:br/>
-        <w:t>He was referring to the ''two plus four'' talks begun in February among the former wartime Allies and the two German Governments. The talks are supposed to be completed in a meeting in Moscow on Sept. 12.</w:t>
-        <w:br/>
-        <w:t>''It was agreed by all sides that external aspects of German unification should be decided before the official declaration of a single German state,'' Mr. Gremitskykh said.  State Elections in East Also figuring in the timing is a treaty on procedures in the national elections signed today by East and West German negotiators in East Berlin and the political-legal treaty on unification that is largely complete. The Federal Parliament is to be convened in a special session next Wednesday to approve the election pact, although some members of the Constitutional Court in Karlsruhe are questioning its legality.</w:t>
-        <w:br/>
-        <w:t>A further complication in timing is that East Germany has decided to reconstitute itself into 5 federal states equivalent to the 10 West German federal states, with a reunited Berlin as a 16th federal state.</w:t>
-        <w:br/>
-        <w:t>To that end, East Germany has scheduled elections for the five states - to be called Mecklenburg-West Pomerania, Saxony, Thuringia, Saxony Anhalt and Brandenburg - on Oct. 14, seven months after the country's first free elections. Thus under the Kohl-de Maiziere plan there would be simultaneous national elections and East German state elections.</w:t>
-        <w:br/>
-        <w:t>Already, there are bitter complaints from the Party of Democratic Socialism in East Germany, the successor of the Communist Party, that Mr. de Maiziere's Government has gerrymandered election districts in East Berlin to split up traditional working-class boroughs like Lichtenberg and Hohenschonhausen. ''It is scandalous,'' said the Democratic Socialist chairman, Gregor Gysi.</w:t>
+        <w:t>Photos: John Leguizamo in "Mambo Mouth," his one-man show at American Place. (American Place Theater); Eric Bogosian will reopen his "Sex, Drugs, Rock &amp; Roll," tonight at the Orpheum Theater. (The New York Times) (pg. 35)</w:t>
       </w:r>
     </w:p>
     <w:sectPr>

--- a/example_articles/gender/Men/2.gender_Men_New_York_Times.docx
+++ b/example_articles/gender/Men/2.gender_Men_New_York_Times.docx
@@ -7,9 +7,7 @@
         <w:pStyle w:val="Heading1"/>
       </w:pPr>
       <w:r>
-        <w:t>CRITIC'S NOTEBOOK;</w:t>
-        <w:br/>
-        <w:t>All Alone, Peering Into the Abyss</w:t>
+        <w:t>In A.T.M. Case, A Splashy Trail Of Big Spending</w:t>
       </w:r>
     </w:p>
     <w:p>
@@ -19,17 +17,17 @@
     </w:p>
     <w:p>
       <w:r>
-        <w:t>Date: 1990-12-14</w:t>
+        <w:t>Date: 2013-05-11</w:t>
       </w:r>
     </w:p>
     <w:p>
       <w:r>
-        <w:t>Section: Section C;; Section C; Page 1; Column 1; Weekend Desk; Column 1;</w:t>
+        <w:t>Section: Section A; Column 0; Metropolitan Desk; Pg. 1</w:t>
       </w:r>
     </w:p>
     <w:p>
       <w:r>
-        <w:t>Source file: NYT/52.DOCX</w:t>
+        <w:t>Source file: NYT/36.DOCX</w:t>
       </w:r>
     </w:p>
     <w:p>
@@ -51,47 +49,76 @@
     </w:p>
     <w:p>
       <w:r>
-        <w:t>MIDWAY in "Monster in a Box," his monologue at the Mitzi E. Newhouse Theater, Spalding Gray offhandedly remarks that the personal upheavals he is describing must seem ludicrous in light of the fact that "we are living through the end of the world."</w:t>
+        <w:t>Three worked as bus drivers for special-needs children, two worked at Kmart and another delivered pizza for Domino's.</w:t>
         <w:br/>
-        <w:t>On the surface, this observation, which comes as a throwaway aside, might seem gratuitous. But, in fact, the notion that he and the audience are witnesses to the end of civilization as they have known it goes to the very core of his vision. At the same time, Mr. Gray is far too sophisticated not to realize that were he to voice his apocalyptic suspicions more insistently, they would sound hollow. Simply to mention them in passing, as though they were assumptions taken for granted by everyone present, is far more subversive.</w:t>
+        <w:t>A majority had gone to high school together, and for the most part they seemed like just another group of men who did little to stand out in their working-class neighborhood in Yonkers.</w:t>
         <w:br/>
-        <w:t>A feeling that the world is crumbling -- that, in the language of William Butler Yeats, "the center cannot hold" -- is actually an assumption crucial not only to the work of Mr. Gray, but also to that of almost every other solo performance artist to be seen on New York stages nowadays. That shouldn't be surprising, however, given the deepest impulse behind solo performance, which is to create a theatrical reality all by oneself. And if there is no world to hang onto anymore, no sense of a cohesive community or a shared sense of values, what is there left to trust beside the self?</w:t>
+        <w:t>But around Christmas, something changed. They flaunted Rolex watches, drove new luxury cars and took off on trips to Miami, where they went on more shopping sprees.</w:t>
         <w:br/>
-        <w:t>The most forceful characters in Eric Bogosian's devastating collection of monologues, "Sex, Drugs, Rock &amp; Roll," which reopens this evening for a limited engagement at the Orpheum Theater, are the barbaric inhabitants of a decaying capitalist society who live for flashy cars and hyperstimulation. Perhaps the scariest of them is the working-class reveler at a pal's bachelor party who describes his idea of heaven on earth: "I'm sitting on a couch with a babe. I'm watching TV. I'm eating clam dip on a ripple potato chip. I'm smoking joints. I'm snorting coke. I'm drinking shots of Jack Daniel's. I'm chasing them with glasses of champagne mixed with Heineken. I think to myself, this is civilized!"</w:t>
+        <w:t>The eight young men, according to law enforcement officials, had just pulled off the first of two thefts that would ultimately rank among the biggest in New York City history, successful beyond their wildest hopes.</w:t>
         <w:br/>
-        <w:t>Some of the other beasts in Mr. Bogosian's satiric menagerie include a yelling, money-grubbing talent agent who insists he is still committed to his 60's idealism while telling his son, "If someone does something to you, do it twice as much back to him"; a homicidal black youth named X-Blow who equates God with Batman, and a compulsive consumer who lives by the motto "Take care of the luxuries, the necessities will take care of themselves."</w:t>
+        <w:t>In all, they are accused of stealing $2.8 million. But, the authorities charge, they were just a small piece of a global ring that executed one of the most far-reaching and best-coordinated crimes of the Internet age, looting $45 million from automated teller machines around the globe, using data stolen from prepaid debit card accounts, all in a matter of hours.</w:t>
         <w:br/>
-        <w:t>Mr. Bogosian may have found his counterpart in John Leguizamo, whose show, "Mambo Mouth," at the American Place Theater, offers scathing Bogosian-style portraits of Hispanic men. If desperate conspicuous consumption is the worst symptom of the spiritual disease that ravages Mr. Bogosian's world, in Mr. Leguizamo's harshly funny portraits it is a grotesque machismo. His impersonations of characters ranging from an adolescent boy losing his virginity with an obese prostitute to a Hispanic drag queen wreaking violent revenge on his faithless "Prince Charming" are charged with contempt for a macho culture he suggests is crippled by its inability to think above its collective crotch. But in a sketch called "Crossover Seminar," Mr. Leguizamo also ridicules this culture's higher economic aspirations by imagining a Hispanic man giving a course on how to turn oneself into a robotic, gray-faced Japanese businessman. Much more skillfully performed than it is written, "Mambo Mouth" is at once funny and savage in its reinforcement of negative stereotypes.</w:t>
+        <w:t>Despite the sophistication of the crime, the men from Yonkers seemed genuinely awe-struck by their good fortune, according to a law enforcement official involved in the investigation, and their eagerness to flash their profits helped lead to their arrests.</w:t>
         <w:br/>
-        <w:t>Today's solo performance artists tend to adopt either one of two attitudes: one "sane," the other "crazy." But both attitudes are really two sides of the same ironic coin. Mr. Gray, Laurie Anderson and Wallace Shawn project articulate pseudo-rational personae that, most of the time, maintain an attitude of civilized decorum. Mr. Bogosian, Mr. Leguizamo and Ann Magnuson splinter their personalities into multiple characters, many of them raving eccentrics. Karen Finley, John O'Keefe and David Cale usually prefer to express themselves through a single "crazy" voice that, though feverish in its intensity, hammers home certain truths.</w:t>
+        <w:t>Alberto Yusi Lajud-Peña, who is believed to have been the leader of the crew, fled to Dominican Republic and quickly bought a pickup truck as he started spending what apparently was his share of the take.</w:t>
         <w:br/>
-        <w:t>Much of the power of Mr. Gray's monologues comes from his manipulation of his image as a haughty Rhode Island patrician spinning autobiographical yarns. He remains so articulate, even when momentarily carried away, that one tends to trust him as a truthful observer. Yet one of the things that makes "Monster in a Box," like its predecessor "Swimming to Cambodia," so disquieting is the way he deliberately sabotages that trust. The facade he presents of a well-spoken cosmopolitan is continually undermined by his confessions of an inner self that is so intimidated by contemporary terrors that at times he can barely distinguish between fear and reality.</w:t>
+        <w:t>He was killed last month, the victim of a botched robbery devised by his in-laws, according to local law enforcement officials. And the splurges on luxury goods by other members of the crew -- many documented in photographs snapped on their cellphones -- helped build prosecutors' case against them.</w:t>
         <w:br/>
-        <w:t>In "Monster in a Box," Mr. Gray recalls his obsession with the notion that he has developed AIDS, despite the absence of any rational evidence that he had been exposed to the disease. And if the descriptions of his neuroses -- including hypochondria, writer's block and mild paranoia -- are comical, they are also convincing. One leaves "Monster in a Box" empathizing with Mr. Gray's psychic vulnerability and sharing his feeling thatrationality and a civilized veneer are no longer adequate defenses against a world that has taken leave of its senses.</w:t>
+        <w:t>After the scope and details of the crime became public on Thursday with the unsealing of an indictment in Brooklyn, bank managers flooded the authorities with worried calls, and anyone with a bank card tucked in a wallet was left to wonder, in a world where millions of dollars can be moved with a keystroke, how safe savings were.</w:t>
         <w:br/>
-        <w:t>Ms. Anderson also uses a similarly rational tone to even more ironic effect. Often sounding like an unflappable scientist who has solutions for every problem, her performances take the audience on explorations of a technology-ridden world that ultimately imply the inability of modern society to control that technology. Her last major piece, "Empty Places," used images and sounds to evoke a global, post-industrial landscape so homogenized and degraded by technology that a feeling of community has been sacrificed. At the same time, she extended the image of homeless people on New York's streets into a metaphor for a larger spiritual rootlessness brought on by the very inventions that were intended to bring people together but that have instead alienated them from their environment and one another.</w:t>
+        <w:t>But most of the New York crew members seemed to be unaware of the dimensions of their crime, said law enforcement officials and people who have spoken to the young men who have been charged.</w:t>
         <w:br/>
-        <w:t>In his new monologue, "The Fever," which played briefly at the Public Theater recently and will tour several New York theaters starting Feb. 18, the playwright Wallace Shawn gave the rational voice a new intellectual twist. By gradually shifting the point of view of the speaker so that the audience would be seduced into going along with both sides of the moral argument about the responsibility of the rich to help the poor, he challenged the audience's complacency.</w:t>
+        <w:t>''They probably couldn't even find the countries where this scheme was created'' on a map, said Patrick Brackley, a lawyer representing Elvis Rafael Rodriguez, one of those indicted.</w:t>
         <w:br/>
-        <w:t>If Mr. Gray, Ms. Anderson and Mr. Shawn present themselves as the besieged emblems of American civilization at its most enlightened, Mr. Bogosian, Ms. Magnuson and Mr. Leguizamo portray the unenlightened barbarian hordes who are attacking both from within and without. Mr. Bogosian's characters are the maddened, addicted victims of a materialistic ethic that has gone out of control. The typical characters in Ms. Magnuson's comic monologues are eccentrics who have been so immersed in America's junk culture that they are quite literally dysfunctional media freaks. Mr. Leguizamo's are victims of poverty and discrimination. His most politically astute character is an illegal alien from Latin America who, while being transported back across the Mexican border, angrily predicts that sooner or later an unstoppable tide of third-world people will sweep across America and take over everything.</w:t>
+        <w:t>Mr. Rodriguez, like the others, entered a not-guilty plea. But Mr. Brackley did not dispute that Mr. Rodriguez was one of the people shown in photographs posing proudly with stacks of stolen cash.</w:t>
         <w:br/>
-        <w:t>Because they work alone and deal with so much material that is politically and socially loaded, today's monologuists have a shamanistic aura. In an increasingly comformist social climate, where appearances of propriety account for so much, they strip naked psychically, revealing fantasies that may be universal but that are still socially unmentionable. By reminding us that each person is an autonomous little world, a world that moreover is far richer and more complex than the reductive cliches and shallow debates of television talk shows, they reassert the ultimate value of the individual.</w:t>
+        <w:t>''That is the class of criminal you are dealing with,'' Mr. Brackley said, noting that whatever the skills required of the global operation, the New York participants were at the ''very, very low, low end.''</w:t>
         <w:br/>
-        <w:t>The world according to me, they insist, is as valuable as the world according to us.</w:t>
+        <w:t>Investigators around the world are still working to identify members of the network and to determine how it was organized and how its participants were recruited. In court documents made public, investigators point to e-mail correspondence between Mr. Lajud and an organization in Russia known to be involved in money laundering.</w:t>
         <w:br/>
-        <w:t xml:space="preserve"> </w:t>
+        <w:t>They also cite a trip three of the men made to Bucharest, the Romanian capital, on Jan. 9 -- 19 days after the first $5 million was withdrawn from 4,500 A.T.M.'s. The plane tickets, according to court documents, were bought in cash after American Airlines canceled the original reservation, suspecting a stolen credit card had been used to book the flight.</w:t>
         <w:br/>
-        <w:t>Who, When And Where</w:t>
+        <w:t>''We believe they were carrying a large amount of money with them,'' according to one of the law enforcement officials, who requested anonymity because of the continuing investigation.</w:t>
         <w:br/>
-        <w:t xml:space="preserve"> </w:t>
+        <w:t>The Secret Service was alerted soon after the A.T.M.'s were drained in December.</w:t>
         <w:br/>
-        <w:t>Here are where the monologuists mentioned are performing. All theaters are in Manhattan.</w:t>
+        <w:t>The authorities seized bank surveillance video showing withdrawals by ''cashing crews'' in New York and elsewhere, leaving investigators thousands of hours of footage to review.</w:t>
         <w:br/>
-        <w:t>MAMBO MOUTH, American Place Theater, 111 West 46th Street. Today and tomorrow, 9:30 P.M. Next week, Thursday through Saturday at 8 P.M. and Sunday at 3 P.M. Through Dec. 30. Tickets, $16. Information: (212) 840-3074.</w:t>
+        <w:t>But after crews in about 24 countries struck again on Feb. 19, stealing $40 million in more than 36,000 A.T.M. transactions, the authorities in New York were able to start matching faces from the two series of thefts, the law enforcement official said.</w:t>
         <w:br/>
-        <w:t>MONSTER IN A BOX, Mitzi E. Newhouse Theater, Lincoln Center, Tuesdays through Saturdays at 8 P.M.; Sundays at 3 P.M. Through Dec. 31. Tickets are $25. Information: (212) 239-6200.</w:t>
+        <w:t>The cashing crews largely targeted machines at big banks, rather than at delis or convenience stores, because they allow larger withdrawals, the official said.</w:t>
         <w:br/>
-        <w:t>SEX, DRUGS, ROCK &amp; ROLL, Orpheum Theater, 126 Second Avenue, at Eighth Street. Tuesdays through Fridays at 8 P.M.; Saturdays at 7 and 10 P.M.; Sundays at 3 P.M. Tickets are $29.50. Through Jan. 6. Information: (212) 477-2477.</w:t>
+        <w:t>In the December and the February thefts, hackers obtained account information from bank card processing companies, then raised withdrawal limits. Crews then encoded the information on cards with magnetic strips and used them at the A.T.M.'s.</w:t>
+        <w:br/>
+        <w:t>The men arrested as part of the New York crew are Jael Mejia Collado, 23; Joan Luis Minier Lara, 22; Evan Jose Peña, 35; Jose Familia Reyes, 24; Mr. Rodriguez, 24; Emir Yasser Yeje, 24; and Chung Yu-Holguin, 22.</w:t>
+        <w:br/>
+        <w:t>Only Evan Peña has been in prison before, on a drug conviction. A search of public records did not reveal criminal records for any of the other men.</w:t>
+        <w:br/>
+        <w:t>Learning about the case this week, Milton Velez, 49, who has known Mr. Rodriguez since childhood, shook his head in disbelief.</w:t>
+        <w:br/>
+        <w:t>''That guy? Wow. I'm really surprised,'' he said. ''He was always a good kid. I'd drive him and his mom and his little brother to ShopRite, and he'd help me upstairs with the groceries.''</w:t>
+        <w:br/>
+        <w:t>But when the authorities started to round up his friends in early March, Mr. Rodriguez fled to John F. Kennedy International Airport to board a flight to the Dominican Republic. He was arrested at the airport, according to the law enforcement official.</w:t>
+        <w:br/>
+        <w:t>Mr. Lajud, the suspected crew leader, was more successful, arriving in the Dominican Republic around April 11, friends and relatives said. He split time between Santiago, his birth city, and San Francisco de Macorís, the nearby city where his wife lived.</w:t>
+        <w:br/>
+        <w:t>Soon after arriving in the Dominican Republic, he paid $23,000 for a 2006 Toyota pickup truck.</w:t>
+        <w:br/>
+        <w:t>His wife's cousins, with whom Mr. Lajud and his wife lived after he arrived, realized that he had come into a large amount of money and orchestrated a plan to rob him, local prosecutors said.</w:t>
+        <w:br/>
+        <w:t>''We are continuing to investigate, but we don't have any reason to believe that it was related to the case in the United States,'' Regis Victorio-Reyes, a local district attorney, said.</w:t>
+        <w:br/>
+        <w:t>For his part, Mr. Lajud seemed aware that someone might be out to harm him.</w:t>
+        <w:br/>
+        <w:t>''He'd go straight from the house to the truck with the pistol in his hand for everyone to see,'' a San Francisco resident said.</w:t>
+        <w:br/>
+        <w:t>On April 27, Mr. Lajud was playing dominoes with his wife's cousins in a single-story concrete home. In the bedroom lay an envelope filled with $100,000, along with an M-16 machine gun, a 9-millimeter Smith &amp; Wesson pistol, a .22-caliber Ruger handgun and boxes of ammunition, the police said.</w:t>
+        <w:br/>
+        <w:t>When two hooded men entered the home, Mr. Lajud drew a .45-caliber Glock pistol but was shot five times, according to Col. Juan Luis Sierra of the National Police. The hooded men and the wife's cousins fled, leaving the cash.</w:t>
+        <w:br/>
+        <w:br/>
+        <w:t>http://www.nytimes.com/2013/05/11/nyregion/atm-robbery-suspects-may-have-caused-own-undoing.html</w:t>
         <w:br/>
         <w:br/>
         <w:t>Graphic</w:t>
@@ -99,7 +126,11 @@
         <w:br/>
         <w:t xml:space="preserve"> </w:t>
         <w:br/>
-        <w:t>Photos: John Leguizamo in "Mambo Mouth," his one-man show at American Place. (American Place Theater); Eric Bogosian will reopen his "Sex, Drugs, Rock &amp; Roll," tonight at the Orpheum Theater. (The New York Times) (pg. 35)</w:t>
+        <w:t>PHOTOS: The All County Bus depot in Yonkers. Three of the theft suspects indicted this week in Brooklyn work as bus drivers there. (PHOTOGRAPH BY MICHAEL APPLETON FOR THE NEW YORK TIMES)</w:t>
+        <w:br/>
+        <w:t>A photo shows about $20,000 sitting on cans of beer following a series of thefts from A.T.M.'s in New York in February. (PHOTOGRAPH BY U.S. ATTORNEY'S OFFICE FOR THE EASTERN DISTRICT OF NEW YORK)</w:t>
+        <w:br/>
+        <w:t xml:space="preserve"> Elvis Rafael Rodriguez is one  of the suspects in the case. (A16)</w:t>
       </w:r>
     </w:p>
     <w:sectPr>

--- a/example_articles/gender/Men/2.gender_Men_New_York_Times.docx
+++ b/example_articles/gender/Men/2.gender_Men_New_York_Times.docx
@@ -7,7 +7,7 @@
         <w:pStyle w:val="Heading1"/>
       </w:pPr>
       <w:r>
-        <w:t>In A.T.M. Case, A Splashy Trail Of Big Spending</w:t>
+        <w:t>Rape Charge at an Elite School Exposes the Fault Lines of Race and Class</w:t>
       </w:r>
     </w:p>
     <w:p>
@@ -17,17 +17,17 @@
     </w:p>
     <w:p>
       <w:r>
-        <w:t>Date: 2013-05-11</w:t>
+        <w:t>Date: 2016-01-06</w:t>
       </w:r>
     </w:p>
     <w:p>
       <w:r>
-        <w:t>Section: Section A; Column 0; Metropolitan Desk; Pg. 1</w:t>
+        <w:t>Section: Section C; Column 0; The Arts/Cultural Desk; Pg. 2</w:t>
       </w:r>
     </w:p>
     <w:p>
       <w:r>
-        <w:t>Source file: NYT/36.DOCX</w:t>
+        <w:t>Source file: NYT/17.DOCX</w:t>
       </w:r>
     </w:p>
     <w:p>
@@ -49,76 +49,38 @@
     </w:p>
     <w:p>
       <w:r>
-        <w:t>Three worked as bus drivers for special-needs children, two worked at Kmart and another delivered pizza for Domino's.</w:t>
+        <w:t>The title ''American Crime'' is both generic (you might mistake it for FX's coming ''American Crime Story,'' about the O. J. Simpson case) and grandiose. It offers not just to tell a story but to deliver a diagnosis: to identify a sin that is distinctive to, and an indictment of, an entire nation.</w:t>
         <w:br/>
-        <w:t>A majority had gone to high school together, and for the most part they seemed like just another group of men who did little to stand out in their working-class neighborhood in Yonkers.</w:t>
+        <w:t xml:space="preserve">That's quite a load for one TV show to carry, and ''American Crime,'' while sturdy, sometimes strains under its ambition. Returning Wednesday on ABC, it's the network-TV equivalent of an old Hollywood message movie, earnest, packed with acting firepower and charged with a mission that is both its strength and its limitation. </w:t>
         <w:br/>
-        <w:t>But around Christmas, something changed. They flaunted Rolex watches, drove new luxury cars and took off on trips to Miami, where they went on more shopping sprees.</w:t>
+        <w:t xml:space="preserve">  This anthology drama tells a different story each year, drawing on a core repertory group of actors. The first season was a timely story of race in America, told through a murder mystery and the families -- white, black and brown -- pulled into it.</w:t>
         <w:br/>
-        <w:t>The eight young men, according to law enforcement officials, had just pulled off the first of two thefts that would ultimately rank among the biggest in New York City history, successful beyond their wildest hopes.</w:t>
+        <w:t xml:space="preserve">  It was impeccably acted, with rawness and complexity closer to that of an ambitious cable drama than a broadcast crime mystery. But it also had a morality-play streak that made it feel like homework.</w:t>
         <w:br/>
-        <w:t>In all, they are accused of stealing $2.8 million. But, the authorities charge, they were just a small piece of a global ring that executed one of the most far-reaching and best-coordinated crimes of the Internet age, looting $45 million from automated teller machines around the globe, using data stolen from prepaid debit card accounts, all in a matter of hours.</w:t>
+        <w:t xml:space="preserve">  The second season sees the first's topics and raises them. It's about race but also sexuality, class, gender, homophobia and disparities in the educational system. Its themes could double as the agenda for the next Democratic primary debate.</w:t>
         <w:br/>
-        <w:t>Despite the sophistication of the crime, the men from Yonkers seemed genuinely awe-struck by their good fortune, according to a law enforcement official involved in the investigation, and their eagerness to flash their profits helped lead to their arrests.</w:t>
+        <w:t xml:space="preserve">  The titular crime this time is rape. The reluctant accuser is a teenage boy, Taylor Blaine (Connor Jessup), a working-class student at an exclusive private high school in Indiana, who believes he was drugged and violated at a party for the basketball team.</w:t>
         <w:br/>
-        <w:t>Alberto Yusi Lajud-Peña, who is believed to have been the leader of the crew, fled to Dominican Republic and quickly bought a pickup truck as he started spending what apparently was his share of the take.</w:t>
+        <w:t xml:space="preserve">  When pictures of her son surface on social media, Taylor's mother, Anne (Lili Taylor), demands action from the headmistress, Leslie Graham (Felicity Huffman). But members of the school community quickly go on the defensive, including the basketball head coach, Dan Sullivan (Timothy Hutton), and Terri and Michael LaCroix (Regina King and André Benjamin of Outkast), the wealthy and influential parents of a team co-captain under suspicion.</w:t>
         <w:br/>
-        <w:t>He was killed last month, the victim of a botched robbery devised by his in-laws, according to local law enforcement officials. And the splurges on luxury goods by other members of the crew -- many documented in photographs snapped on their cellphones -- helped build prosecutors' case against them.</w:t>
+        <w:t xml:space="preserve">  The series's creator, John Ridley (screenwriter of ''12 Years a Slave''), is a provocative, adventurous writer who doesn't give his audience the comfort of clear heroes or villains. As in the first season -- in which the mother of a white murder victim argued that the killing was a hate crime -- he quickly sets to crossing social wires.</w:t>
         <w:br/>
-        <w:t>After the scope and details of the crime became public on Thursday with the unsealing of an indictment in Brooklyn, bank managers flooded the authorities with worried calls, and anyone with a bank card tucked in a wallet was left to wonder, in a world where millions of dollars can be moved with a keystroke, how safe savings were.</w:t>
+        <w:t xml:space="preserve">  That Taylor is male and the LaCroixes African-American complicates the show's class, race and gender dynamics, but it doesn't simply invert them. Taylor is shamed and smeared as ''white trash,'' but he also faces mockery and the doubt that a boy can be raped at all. (''I put a mattress on my back and carry it around,'' he says, alluding to a real-life rape protest at Columbia University, ''you think they're going to put me on TV?'') The LaCroixes have class privilege, but no amount of money changes the fact that their son Kevin (Trevor Jackson) has less margin for error than a rich white boy.</w:t>
         <w:br/>
-        <w:t>But most of the New York crew members seemed to be unaware of the dimensions of their crime, said law enforcement officials and people who have spoken to the young men who have been charged.</w:t>
+        <w:t xml:space="preserve">  The headmistress, Leslie, meanwhile, could easily be the heavy of the story, answering Anne's concerns with the velvet threat that, should she file rape charges, ''as bad as it may seem, it can get worse.'' (The capable Ms. Huffman plays Leslie as an assured glad-hander, far removed from her bitter working-class character from Season 1.)</w:t>
         <w:br/>
-        <w:t>''They probably couldn't even find the countries where this scheme was created'' on a map, said Patrick Brackley, a lawyer representing Elvis Rafael Rodriguez, one of those indicted.</w:t>
+        <w:t xml:space="preserve">  But Leslie struggles to get the school's entitled parents and board members to take the case seriously. And all this contrasts with a slowly emerging subplot involving the underfunded local public school, where African-American teachers find themselves accused of denying resources to the poorer, mostly Hispanic students.</w:t>
         <w:br/>
-        <w:t>Mr. Rodriguez, like the others, entered a not-guilty plea. But Mr. Brackley did not dispute that Mr. Rodriguez was one of the people shown in photographs posing proudly with stacks of stolen cash.</w:t>
+        <w:t xml:space="preserve">  There is good and bad in everyone and every system, says this season of ''American Crime.'' And so there is good and bad in ''American Crime.''</w:t>
         <w:br/>
-        <w:t>''That is the class of criminal you are dealing with,'' Mr. Brackley said, noting that whatever the skills required of the global operation, the New York participants were at the ''very, very low, low end.''</w:t>
+        <w:t xml:space="preserve">  The good is very good: This is as elite a cast of actors as you'll find on a broadcast series, expertly deployed. Ms. Taylor gives a wrenching performance as a single mother, having spent beyond her means for her son's private school, now acting desperately to save him even as he drifts away from her. Ms. King, who was TV's 2015 M.V.P. between her work on ''The Leftovers'' and the previous season of ''American Crime,'' betrays the fear of falling that underlies Terri's ferocity. Terri has more in common with Anne than either might admit.</w:t>
         <w:br/>
-        <w:t>Investigators around the world are still working to identify members of the network and to determine how it was organized and how its participants were recruited. In court documents made public, investigators point to e-mail correspondence between Mr. Lajud and an organization in Russia known to be involved in money laundering.</w:t>
+        <w:t xml:space="preserve">  And the bad? Through the four episodes screened for critics, the season bursts with power and purpose but misses a spark of life. It plays like an earnestly acted position paper. The setting also lacks specificity; except for the basketball, the season doesn't feel as if it takes place in the state of Indiana so much as The State of Our Woeful Nation.</w:t>
         <w:br/>
-        <w:t>They also cite a trip three of the men made to Bucharest, the Romanian capital, on Jan. 9 -- 19 days after the first $5 million was withdrawn from 4,500 A.T.M.'s. The plane tickets, according to court documents, were bought in cash after American Airlines canceled the original reservation, suspecting a stolen credit card had been used to book the flight.</w:t>
-        <w:br/>
-        <w:t>''We believe they were carrying a large amount of money with them,'' according to one of the law enforcement officials, who requested anonymity because of the continuing investigation.</w:t>
-        <w:br/>
-        <w:t>The Secret Service was alerted soon after the A.T.M.'s were drained in December.</w:t>
-        <w:br/>
-        <w:t>The authorities seized bank surveillance video showing withdrawals by ''cashing crews'' in New York and elsewhere, leaving investigators thousands of hours of footage to review.</w:t>
-        <w:br/>
-        <w:t>But after crews in about 24 countries struck again on Feb. 19, stealing $40 million in more than 36,000 A.T.M. transactions, the authorities in New York were able to start matching faces from the two series of thefts, the law enforcement official said.</w:t>
-        <w:br/>
-        <w:t>The cashing crews largely targeted machines at big banks, rather than at delis or convenience stores, because they allow larger withdrawals, the official said.</w:t>
-        <w:br/>
-        <w:t>In the December and the February thefts, hackers obtained account information from bank card processing companies, then raised withdrawal limits. Crews then encoded the information on cards with magnetic strips and used them at the A.T.M.'s.</w:t>
-        <w:br/>
-        <w:t>The men arrested as part of the New York crew are Jael Mejia Collado, 23; Joan Luis Minier Lara, 22; Evan Jose Peña, 35; Jose Familia Reyes, 24; Mr. Rodriguez, 24; Emir Yasser Yeje, 24; and Chung Yu-Holguin, 22.</w:t>
-        <w:br/>
-        <w:t>Only Evan Peña has been in prison before, on a drug conviction. A search of public records did not reveal criminal records for any of the other men.</w:t>
-        <w:br/>
-        <w:t>Learning about the case this week, Milton Velez, 49, who has known Mr. Rodriguez since childhood, shook his head in disbelief.</w:t>
-        <w:br/>
-        <w:t>''That guy? Wow. I'm really surprised,'' he said. ''He was always a good kid. I'd drive him and his mom and his little brother to ShopRite, and he'd help me upstairs with the groceries.''</w:t>
-        <w:br/>
-        <w:t>But when the authorities started to round up his friends in early March, Mr. Rodriguez fled to John F. Kennedy International Airport to board a flight to the Dominican Republic. He was arrested at the airport, according to the law enforcement official.</w:t>
-        <w:br/>
-        <w:t>Mr. Lajud, the suspected crew leader, was more successful, arriving in the Dominican Republic around April 11, friends and relatives said. He split time between Santiago, his birth city, and San Francisco de Macorís, the nearby city where his wife lived.</w:t>
-        <w:br/>
-        <w:t>Soon after arriving in the Dominican Republic, he paid $23,000 for a 2006 Toyota pickup truck.</w:t>
-        <w:br/>
-        <w:t>His wife's cousins, with whom Mr. Lajud and his wife lived after he arrived, realized that he had come into a large amount of money and orchestrated a plan to rob him, local prosecutors said.</w:t>
-        <w:br/>
-        <w:t>''We are continuing to investigate, but we don't have any reason to believe that it was related to the case in the United States,'' Regis Victorio-Reyes, a local district attorney, said.</w:t>
-        <w:br/>
-        <w:t>For his part, Mr. Lajud seemed aware that someone might be out to harm him.</w:t>
-        <w:br/>
-        <w:t>''He'd go straight from the house to the truck with the pistol in his hand for everyone to see,'' a San Francisco resident said.</w:t>
-        <w:br/>
-        <w:t>On April 27, Mr. Lajud was playing dominoes with his wife's cousins in a single-story concrete home. In the bedroom lay an envelope filled with $100,000, along with an M-16 machine gun, a 9-millimeter Smith &amp; Wesson pistol, a .22-caliber Ruger handgun and boxes of ammunition, the police said.</w:t>
-        <w:br/>
-        <w:t>When two hooded men entered the home, Mr. Lajud drew a .45-caliber Glock pistol but was shot five times, according to Col. Juan Luis Sierra of the National Police. The hooded men and the wife's cousins fled, leaving the cash.</w:t>
+        <w:t xml:space="preserve">  This ''American Crime'' season has a strong driving plot. But as in the first season, the whodunit is less compelling than how the investigation is carried out, or suppressed. It argues -- sometimes ham-fistedly but passionately -- that the greatest American crimes, and American cover-ups, are those that people commit in the names of their children.</w:t>
         <w:br/>
         <w:br/>
-        <w:t>http://www.nytimes.com/2013/05/11/nyregion/atm-robbery-suspects-may-have-caused-own-undoing.html</w:t>
+        <w:t>http://www.nytimes.com/2016/01/06/arts/television/tv-review-american-crime-season-2.html</w:t>
         <w:br/>
         <w:br/>
         <w:t>Graphic</w:t>
@@ -126,11 +88,7 @@
         <w:br/>
         <w:t xml:space="preserve"> </w:t>
         <w:br/>
-        <w:t>PHOTOS: The All County Bus depot in Yonkers. Three of the theft suspects indicted this week in Brooklyn work as bus drivers there. (PHOTOGRAPH BY MICHAEL APPLETON FOR THE NEW YORK TIMES)</w:t>
-        <w:br/>
-        <w:t>A photo shows about $20,000 sitting on cans of beer following a series of thefts from A.T.M.'s in New York in February. (PHOTOGRAPH BY U.S. ATTORNEY'S OFFICE FOR THE EASTERN DISTRICT OF NEW YORK)</w:t>
-        <w:br/>
-        <w:t xml:space="preserve"> Elvis Rafael Rodriguez is one  of the suspects in the case. (A16)</w:t>
+        <w:t>PHOTO: American Crime: A scene from the first episode of this series, returning Wednesday for Season 2 on ABC. (PHOTOGRAPH BY ABC)</w:t>
       </w:r>
     </w:p>
     <w:sectPr>
